--- a/Báo Cáo theo Tuần/Báo cáo Tuần 10.docx
+++ b/Báo Cáo theo Tuần/Báo cáo Tuần 10.docx
@@ -633,6 +633,12 @@
     </w:p>
     <w:p/>
     <w:p>
+      <w:pPr>
+        <w:rPr>
+          <w:sz w:val="24"/>
+          <w:szCs w:val="24"/>
+        </w:rPr>
+      </w:pPr>
       <w:r>
         <w:rPr>
           <w:b/>
@@ -643,14 +649,52 @@
         <w:lastRenderedPageBreak/>
         <w:t xml:space="preserve">Link GitHub dự án: </w:t>
       </w:r>
-      <w:r>
-        <w:rPr>
-          <w:sz w:val="24"/>
-          <w:szCs w:val="24"/>
-        </w:rPr>
-        <w:t>https://github.com/nhungoc260/popcorn-cinema.git</w:t>
-      </w:r>
-    </w:p>
+      <w:hyperlink r:id="rId5" w:history="1">
+        <w:r>
+          <w:rPr>
+            <w:rStyle w:val="Hyperlink"/>
+            <w:sz w:val="24"/>
+            <w:szCs w:val="24"/>
+          </w:rPr>
+          <w:t>https://github.com/nhungoc260/popcorn-cinema.git</w:t>
+        </w:r>
+      </w:hyperlink>
+    </w:p>
+    <w:p>
+      <w:pPr>
+        <w:rPr>
+          <w:sz w:val="24"/>
+          <w:szCs w:val="24"/>
+        </w:rPr>
+      </w:pPr>
+      <w:r>
+        <w:rPr>
+          <w:b/>
+          <w:bCs/>
+          <w:sz w:val="24"/>
+          <w:szCs w:val="24"/>
+        </w:rPr>
+        <w:t>Link Web:</w:t>
+      </w:r>
+      <w:r>
+        <w:rPr>
+          <w:sz w:val="24"/>
+          <w:szCs w:val="24"/>
+        </w:rPr>
+        <w:t xml:space="preserve"> </w:t>
+      </w:r>
+      <w:hyperlink r:id="rId6" w:history="1">
+        <w:r>
+          <w:rPr>
+            <w:rStyle w:val="Hyperlink"/>
+            <w:sz w:val="24"/>
+            <w:szCs w:val="24"/>
+          </w:rPr>
+          <w:t>https://popcorn-cinema-demo.onrender.com/</w:t>
+        </w:r>
+      </w:hyperlink>
+    </w:p>
+    <w:p/>
     <w:sectPr>
       <w:pgSz w:w="11906" w:h="16838"/>
       <w:pgMar w:top="1440" w:right="1440" w:bottom="1440" w:left="1440" w:header="708" w:footer="708" w:gutter="0"/>
@@ -1466,6 +1510,18 @@
       <w:szCs w:val="20"/>
     </w:rPr>
   </w:style>
+  <w:style w:type="character" w:styleId="UnresolvedMention">
+    <w:name w:val="Unresolved Mention"/>
+    <w:basedOn w:val="DefaultParagraphFont"/>
+    <w:uiPriority w:val="99"/>
+    <w:semiHidden/>
+    <w:unhideWhenUsed/>
+    <w:rsid w:val="00534672"/>
+    <w:rPr>
+      <w:color w:val="605E5C"/>
+      <w:shd w:val="clear" w:color="auto" w:fill="E1DFDD"/>
+    </w:rPr>
+  </w:style>
 </w:styles>
 </file>
 
